--- a/buckman/docs/v_v/Appx_B_Automated_Verification_Validation_20260220.docx
+++ b/buckman/docs/v_v/Appx_B_Automated_Verification_Validation_20260220.docx
@@ -165,7 +165,7 @@
         <w:pStyle w:val="BodyText"/>
       </w:pPr>
       <w:r>
-        <w:t xml:space="preserve">All tolerance values, thresholds, and acceptance criteria referenced in this appendix are defined in configuration files within the pipeline codebase and are reproduced in the summary table at the end of this document (Section 15).</w:t>
+        <w:t xml:space="preserve">All tolerance values, thresholds, and acceptance criteria referenced in this appendix are defined in configuration files within the pipeline codebase and are reproduced in the summary table at the end of this document (Section 16).</w:t>
       </w:r>
     </w:p>
     <w:p>
@@ -410,9 +410,9 @@
       <w:pPr>
         <w:pStyle w:val="Heading2"/>
       </w:pPr>
-      <w:bookmarkStart w:id="24" w:name="unit-conversion-accuracy"/>
-      <w:r>
-        <w:t xml:space="preserve">3. Unit Conversion Accuracy</w:t>
+      <w:bookmarkStart w:id="24" w:name="input-data-quality-validation"/>
+      <w:r>
+        <w:t xml:space="preserve">3. Input Data Quality Validation</w:t>
       </w:r>
       <w:bookmarkEnd w:id="24"/>
     </w:p>
@@ -421,6 +421,138 @@
         <w:pStyle w:val="FirstParagraph"/>
       </w:pPr>
       <w:r>
+        <w:t xml:space="preserve">Before any computation begins, the pipeline validates the raw daily pumping data received from the City of Santa Fe. These checks run during Step 1 (data ingestion) and prevent bad data from propagating into MODFLOW input files and downstream depletion tables.</w:t>
+      </w:r>
+    </w:p>
+    <w:p>
+      <w:pPr>
+        <w:pStyle w:val="BodyText"/>
+      </w:pPr>
+      <w:r>
+        <w:rPr>
+          <w:b/>
+        </w:rPr>
+        <w:t xml:space="preserve">Daily record screening.</w:t>
+      </w:r>
+      <w:r>
+        <w:t xml:space="preserve"> </w:t>
+      </w:r>
+      <w:r>
+        <w:t xml:space="preserve">Every daily pumping value for all 13 Buckman wells is checked for three categories of invalid data: negative values (physically impossible — a well cannot produce negative flow), blank or NaN entries (missing data), and non-numeric entries (data entry errors). Zero values are treated as valid, since wells are routinely shut down for maintenance. Any flagged value is recorded in a quality flag register that propagates through the monthly aggregation, ensuring that months containing suspect data are marked in the output tables.</w:t>
+      </w:r>
+    </w:p>
+    <w:p>
+      <w:pPr>
+        <w:pStyle w:val="BodyText"/>
+      </w:pPr>
+      <w:r>
+        <w:rPr>
+          <w:b/>
+        </w:rPr>
+        <w:t xml:space="preserve">Three-tier daily sum verification.</w:t>
+      </w:r>
+      <w:r>
+        <w:t xml:space="preserve"> </w:t>
+      </w:r>
+      <w:r>
+        <w:t xml:space="preserve">For each day, the pipeline independently sums the 13 individual well values and compares the result to the Buckman Well Field (BWP) total column provided in the source CSV. Discrepancies are classified into three severity tiers:</w:t>
+      </w:r>
+    </w:p>
+    <w:p>
+      <w:pPr>
+        <w:numPr>
+          <w:ilvl w:val="0"/>
+          <w:numId w:val="1001"/>
+        </w:numPr>
+        <w:pStyle w:val="Compact"/>
+      </w:pPr>
+      <w:r>
+        <w:rPr>
+          <w:i/>
+        </w:rPr>
+        <w:t xml:space="preserve">Tier 1 (noise):</w:t>
+      </w:r>
+      <w:r>
+        <w:t xml:space="preserve"> </w:t>
+      </w:r>
+      <w:r>
+        <w:t xml:space="preserve">BWP total is nonzero but below 0.0015 MGD. These values fall below the database precision threshold (100-gallon rounding in the City’s SCADA system) and are flagged as informational only.</w:t>
+      </w:r>
+    </w:p>
+    <w:p>
+      <w:pPr>
+        <w:numPr>
+          <w:ilvl w:val="0"/>
+          <w:numId w:val="1001"/>
+        </w:numPr>
+        <w:pStyle w:val="Compact"/>
+      </w:pPr>
+      <w:r>
+        <w:rPr>
+          <w:i/>
+        </w:rPr>
+        <w:t xml:space="preserve">Tier 2 (formula error):</w:t>
+      </w:r>
+      <w:r>
+        <w:t xml:space="preserve"> </w:t>
+      </w:r>
+      <w:r>
+        <w:t xml:space="preserve">All 13 well values are zero but the BWP total exceeds 0.0015 MGD. This indicates a formula error in the source CSV — the total is computing a nonzero value from zero inputs.</w:t>
+      </w:r>
+    </w:p>
+    <w:p>
+      <w:pPr>
+        <w:numPr>
+          <w:ilvl w:val="0"/>
+          <w:numId w:val="1001"/>
+        </w:numPr>
+        <w:pStyle w:val="Compact"/>
+      </w:pPr>
+      <w:r>
+        <w:rPr>
+          <w:i/>
+        </w:rPr>
+        <w:t xml:space="preserve">Tier 3 (rounding):</w:t>
+      </w:r>
+      <w:r>
+        <w:t xml:space="preserve"> </w:t>
+      </w:r>
+      <w:r>
+        <w:t xml:space="preserve">The absolute difference between the computed sum and the BWP total is compared against two thresholds: differences below 0.001 MGD pass silently, differences between 0.001 and 0.005 MGD are flagged as informational (expected Excel rounding), and differences exceeding 0.005 MGD are flagged as errors requiring CSV review.</w:t>
+      </w:r>
+    </w:p>
+    <w:p>
+      <w:pPr>
+        <w:pStyle w:val="FirstParagraph"/>
+      </w:pPr>
+      <w:r>
+        <w:rPr>
+          <w:b/>
+        </w:rPr>
+        <w:t xml:space="preserve">Annual sum verification.</w:t>
+      </w:r>
+      <w:r>
+        <w:t xml:space="preserve"> </w:t>
+      </w:r>
+      <w:r>
+        <w:t xml:space="preserve">After monthly aggregation, the pipeline sums all 12 monthly totals for each well and compares the result to the annual sum row in the source CSV. The tolerance is 0.01 MG (10,000 gallons). A mismatch indicates either a missing month in the aggregation or a discrepancy in the source data.</w:t>
+      </w:r>
+    </w:p>
+    <w:p>
+      <w:pPr>
+        <w:pStyle w:val="Heading2"/>
+      </w:pPr>
+      <w:bookmarkStart w:id="25" w:name="unit-conversion-accuracy"/>
+      <w:r>
+        <w:t xml:space="preserve">4. Unit Conversion Accuracy</w:t>
+      </w:r>
+      <w:bookmarkEnd w:id="25"/>
+    </w:p>
+    <w:p>
+      <w:pPr>
+        <w:pStyle w:val="FirstParagraph"/>
+      </w:pPr>
+      <w:r>
         <w:t xml:space="preserve">The pipeline converts between three unit systems: cubic feet per second (cfs, the native unit of the MODFLOW post-processor), acre-feet (AF, the reporting unit for the State Engineer), and cubic feet per second used in MODFLOW well input files. A conversion error at any stage would propagate through all downstream tables.</w:t>
       </w:r>
     </w:p>
@@ -515,7 +647,7 @@
         <w:rPr>
           <w:rStyle w:val="VerbatimChar"/>
         </w:rPr>
-        <w:t xml:space="preserve">2,592,000 ft³ / 43,560 ft³/AF = 59.505 AF</w:t>
+        <w:t xml:space="preserve">2,592,000 ft³ / 43,560 ft³/AF = 59.504 AF</w:t>
       </w:r>
     </w:p>
     <w:p>
@@ -523,7 +655,7 @@
         <w:pStyle w:val="FirstParagraph"/>
       </w:pPr>
       <w:r>
-        <w:t xml:space="preserve">The automated test suite includes this exact calculation (and dozens of variants) to confirm the conversion function returns the expected value. A total of 224 automated smoke tests verify that every calculation function in the pipeline executes without error and returns values of the correct type and magnitude.</w:t>
+        <w:t xml:space="preserve">The automated test suite includes this exact calculation (and dozens of variants) to confirm the conversion function returns the expected value. A total of 240 automated tests verify that every calculation function in the pipeline executes without error and returns values of the correct type and magnitude.</w:t>
       </w:r>
     </w:p>
     <w:p>
@@ -547,11 +679,11 @@
       <w:pPr>
         <w:pStyle w:val="Heading2"/>
       </w:pPr>
-      <w:bookmarkStart w:id="25" w:name="modflow-numerical-integrity"/>
-      <w:r>
-        <w:t xml:space="preserve">4. MODFLOW Numerical Integrity</w:t>
-      </w:r>
-      <w:bookmarkEnd w:id="25"/>
+      <w:bookmarkStart w:id="26" w:name="modflow-numerical-integrity"/>
+      <w:r>
+        <w:t xml:space="preserve">5. MODFLOW Numerical Integrity</w:t>
+      </w:r>
+      <w:bookmarkEnd w:id="26"/>
     </w:p>
     <w:p>
       <w:pPr>
@@ -590,11 +722,11 @@
       <w:pPr>
         <w:pStyle w:val="Heading2"/>
       </w:pPr>
-      <w:bookmarkStart w:id="26" w:name="internal-consistency-checks"/>
-      <w:r>
-        <w:t xml:space="preserve">5. Internal Consistency Checks</w:t>
-      </w:r>
-      <w:bookmarkEnd w:id="26"/>
+      <w:bookmarkStart w:id="27" w:name="internal-consistency-checks"/>
+      <w:r>
+        <w:t xml:space="preserve">6. Internal Consistency Checks</w:t>
+      </w:r>
+      <w:bookmarkEnd w:id="27"/>
     </w:p>
     <w:p>
       <w:pPr>
@@ -676,11 +808,11 @@
       <w:pPr>
         <w:pStyle w:val="Heading2"/>
       </w:pPr>
-      <w:bookmarkStart w:id="27" w:name="spreadsheet-cross-check-formulas"/>
-      <w:r>
-        <w:t xml:space="preserve">6. Spreadsheet Cross-Check Formulas</w:t>
-      </w:r>
-      <w:bookmarkEnd w:id="27"/>
+      <w:bookmarkStart w:id="28" w:name="spreadsheet-cross-check-formulas"/>
+      <w:r>
+        <w:t xml:space="preserve">7. Spreadsheet Cross-Check Formulas</w:t>
+      </w:r>
+      <w:bookmarkEnd w:id="28"/>
     </w:p>
     <w:p>
       <w:pPr>
@@ -820,11 +952,11 @@
       <w:pPr>
         <w:pStyle w:val="Heading2"/>
       </w:pPr>
-      <w:bookmarkStart w:id="28" w:name="historical-chaining-verification"/>
-      <w:r>
-        <w:t xml:space="preserve">7. Historical Chaining Verification</w:t>
-      </w:r>
-      <w:bookmarkEnd w:id="28"/>
+      <w:bookmarkStart w:id="29" w:name="historical-chaining-verification"/>
+      <w:r>
+        <w:t xml:space="preserve">8. Historical Chaining Verification</w:t>
+      </w:r>
+      <w:bookmarkEnd w:id="29"/>
     </w:p>
     <w:p>
       <w:pPr>
@@ -897,11 +1029,11 @@
       <w:pPr>
         <w:pStyle w:val="Heading2"/>
       </w:pPr>
-      <w:bookmarkStart w:id="29" w:name="geometry-validation"/>
-      <w:r>
-        <w:t xml:space="preserve">8. Geometry Validation</w:t>
-      </w:r>
-      <w:bookmarkEnd w:id="29"/>
+      <w:bookmarkStart w:id="30" w:name="geometry-validation"/>
+      <w:r>
+        <w:t xml:space="preserve">9. Geometry Validation</w:t>
+      </w:r>
+      <w:bookmarkEnd w:id="30"/>
     </w:p>
     <w:p>
       <w:pPr>
@@ -973,11 +1105,11 @@
       <w:pPr>
         <w:pStyle w:val="Heading1"/>
       </w:pPr>
-      <w:bookmarkStart w:id="30" w:name="part-ii-validation"/>
+      <w:bookmarkStart w:id="31" w:name="part-ii-validation"/>
       <w:r>
         <w:t xml:space="preserve">Part II: Validation</w:t>
       </w:r>
-      <w:bookmarkEnd w:id="30"/>
+      <w:bookmarkEnd w:id="31"/>
     </w:p>
     <w:p>
       <w:pPr>
@@ -991,11 +1123,11 @@
       <w:pPr>
         <w:pStyle w:val="Heading2"/>
       </w:pPr>
-      <w:bookmarkStart w:id="31" w:name="regression-baseline"/>
-      <w:r>
-        <w:t xml:space="preserve">9. 2024 Regression Baseline</w:t>
-      </w:r>
-      <w:bookmarkEnd w:id="31"/>
+      <w:bookmarkStart w:id="32" w:name="regression-baseline"/>
+      <w:r>
+        <w:t xml:space="preserve">10. 2024 Regression Baseline</w:t>
+      </w:r>
+      <w:bookmarkEnd w:id="32"/>
     </w:p>
     <w:p>
       <w:pPr>
@@ -1352,11 +1484,11 @@
       <w:pPr>
         <w:pStyle w:val="Heading2"/>
       </w:pPr>
-      <w:bookmarkStart w:id="32" w:name="cross-model-depletion-comparison"/>
-      <w:r>
-        <w:t xml:space="preserve">10. Cross-Model Depletion Comparison</w:t>
-      </w:r>
-      <w:bookmarkEnd w:id="32"/>
+      <w:bookmarkStart w:id="33" w:name="cross-model-depletion-comparison"/>
+      <w:r>
+        <w:t xml:space="preserve">11. Cross-Model Depletion Comparison</w:t>
+      </w:r>
+      <w:bookmarkEnd w:id="33"/>
     </w:p>
     <w:p>
       <w:pPr>
@@ -1402,11 +1534,11 @@
       <w:pPr>
         <w:pStyle w:val="Heading2"/>
       </w:pPr>
-      <w:bookmarkStart w:id="33" w:name="historical-bounds-and-ballpark-checks"/>
-      <w:r>
-        <w:t xml:space="preserve">11. Historical Bounds and Ballpark Checks</w:t>
-      </w:r>
-      <w:bookmarkEnd w:id="33"/>
+      <w:bookmarkStart w:id="34" w:name="historical-bounds-and-ballpark-checks"/>
+      <w:r>
+        <w:t xml:space="preserve">12. Historical Bounds and Ballpark Checks</w:t>
+      </w:r>
+      <w:bookmarkEnd w:id="34"/>
     </w:p>
     <w:p>
       <w:pPr>
@@ -1431,71 +1563,6 @@
       </w:r>
       <w:r>
         <w:t xml:space="preserve">halt the pipeline immediately:</w:t>
-      </w:r>
-    </w:p>
-    <w:p>
-      <w:pPr>
-        <w:numPr>
-          <w:ilvl w:val="0"/>
-          <w:numId w:val="1001"/>
-        </w:numPr>
-        <w:pStyle w:val="Compact"/>
-      </w:pPr>
-      <w:r>
-        <w:t xml:space="preserve">Negative total pumping (physically impossible — cannot extract negative water)</w:t>
-      </w:r>
-    </w:p>
-    <w:p>
-      <w:pPr>
-        <w:numPr>
-          <w:ilvl w:val="0"/>
-          <w:numId w:val="1001"/>
-        </w:numPr>
-        <w:pStyle w:val="Compact"/>
-      </w:pPr>
-      <w:r>
-        <w:t xml:space="preserve">Total pumping exceeding three times the historical maximum (4,118.70 AF; the historical range is 866-1,373 AF)</w:t>
-      </w:r>
-    </w:p>
-    <w:p>
-      <w:pPr>
-        <w:numPr>
-          <w:ilvl w:val="0"/>
-          <w:numId w:val="1001"/>
-        </w:numPr>
-        <w:pStyle w:val="Compact"/>
-      </w:pPr>
-      <w:r>
-        <w:t xml:space="preserve">Negative stream depletion in any reach (physically impossible)</w:t>
-      </w:r>
-    </w:p>
-    <w:p>
-      <w:pPr>
-        <w:numPr>
-          <w:ilvl w:val="0"/>
-          <w:numId w:val="1001"/>
-        </w:numPr>
-        <w:pStyle w:val="Compact"/>
-      </w:pPr>
-      <w:r>
-        <w:t xml:space="preserve">Non-monotonic cumulative depletion (cumulative impact cannot decrease year-over-year; tolerance of 0.01 AF for floating-point errors)</w:t>
-      </w:r>
-    </w:p>
-    <w:p>
-      <w:pPr>
-        <w:pStyle w:val="FirstParagraph"/>
-      </w:pPr>
-      <w:r>
-        <w:rPr>
-          <w:b/>
-        </w:rPr>
-        <w:t xml:space="preserve">Soft flags</w:t>
-      </w:r>
-      <w:r>
-        <w:t xml:space="preserve"> </w:t>
-      </w:r>
-      <w:r>
-        <w:t xml:space="preserve">allow processing to continue but require human review:</w:t>
       </w:r>
     </w:p>
     <w:p>
@@ -1507,7 +1574,7 @@
         <w:pStyle w:val="Compact"/>
       </w:pPr>
       <w:r>
-        <w:t xml:space="preserve">Total pumping exceeding two times the historical maximum (2,745.80 AF)</w:t>
+        <w:t xml:space="preserve">Negative total pumping (physically impossible — cannot extract negative water)</w:t>
       </w:r>
     </w:p>
     <w:p>
@@ -1519,7 +1586,31 @@
         <w:pStyle w:val="Compact"/>
       </w:pPr>
       <w:r>
-        <w:t xml:space="preserve">Any metric more than two standard deviations from the historical mean</w:t>
+        <w:t xml:space="preserve">Total pumping exceeding three times the historical maximum (4,118.70 AF; the historical range is 866-1,373 AF)</w:t>
+      </w:r>
+    </w:p>
+    <w:p>
+      <w:pPr>
+        <w:numPr>
+          <w:ilvl w:val="0"/>
+          <w:numId w:val="1002"/>
+        </w:numPr>
+        <w:pStyle w:val="Compact"/>
+      </w:pPr>
+      <w:r>
+        <w:t xml:space="preserve">Negative stream depletion in any reach (physically impossible)</w:t>
+      </w:r>
+    </w:p>
+    <w:p>
+      <w:pPr>
+        <w:numPr>
+          <w:ilvl w:val="0"/>
+          <w:numId w:val="1002"/>
+        </w:numPr>
+        <w:pStyle w:val="Compact"/>
+      </w:pPr>
+      <w:r>
+        <w:t xml:space="preserve">Non-monotonic cumulative depletion (cumulative impact cannot decrease year-over-year; tolerance of 0.01 AF for floating-point errors)</w:t>
       </w:r>
     </w:p>
     <w:p>
@@ -1527,148 +1618,16 @@
         <w:pStyle w:val="FirstParagraph"/>
       </w:pPr>
       <w:r>
-        <w:t xml:space="preserve">The ballpark check is designed to catch catastrophic errors early — such as loading the wrong year’s input file, a unit conversion that is off by an order of magnitude, or a post-processor that failed silently — before investing time in the full regression test.</w:t>
-      </w:r>
-    </w:p>
-    <w:p>
-      <w:pPr>
-        <w:pStyle w:val="Heading2"/>
-      </w:pPr>
-      <w:bookmarkStart w:id="34" w:name="temporal-consistency"/>
-      <w:r>
-        <w:t xml:space="preserve">12. Temporal Consistency</w:t>
-      </w:r>
-      <w:bookmarkEnd w:id="34"/>
-    </w:p>
-    <w:p>
-      <w:pPr>
-        <w:pStyle w:val="FirstParagraph"/>
-      </w:pPr>
-      <w:r>
-        <w:t xml:space="preserve">The temporal consistency checks compare the current year’s results against year-over-year patterns observed in the 2022-2024 historical period. All temporal checks produce soft flags that require human review; none are hard stops. This reflects the fact that year-over-year changes may be legitimate (a drought year followed by a wet year) and should be reviewed by a hydrogeologist rather than rejected by an algorithm.</w:t>
-      </w:r>
-    </w:p>
-    <w:p>
-      <w:pPr>
-        <w:pStyle w:val="BodyText"/>
-      </w:pPr>
-      <w:r>
         <w:rPr>
           <w:b/>
         </w:rPr>
-        <w:t xml:space="preserve">Year-over-year pumping change.</w:t>
-      </w:r>
-      <w:r>
-        <w:t xml:space="preserve"> </w:t>
-      </w:r>
-      <w:r>
-        <w:t xml:space="preserve">The threshold is 65%, derived from the maximum observed year-over-year change (58.5%, from 2023 to 2024) plus a 10% buffer for measurement uncertainty. A change exceeding this threshold has never been observed in the operational history of the wellfield and warrants investigation.</w:t>
-      </w:r>
-    </w:p>
-    <w:p>
-      <w:pPr>
-        <w:pStyle w:val="BodyText"/>
-      </w:pPr>
-      <w:r>
-        <w:rPr>
-          <w:b/>
-        </w:rPr>
-        <w:t xml:space="preserve">Depletion-to-pumping ratio change.</w:t>
-      </w:r>
-      <w:r>
-        <w:t xml:space="preserve"> </w:t>
-      </w:r>
-      <w:r>
-        <w:t xml:space="preserve">The threshold is 45%, derived from the maximum observed ratio change (36.5%, from 2023 to 2024) plus a 10% buffer. The depletion/pumping ratio varies inversely with pumping intensity, so large changes in pumping naturally produce changes in the ratio. A change exceeding the threshold suggests the model response may be inconsistent with historical behavior.</w:t>
-      </w:r>
-    </w:p>
-    <w:p>
-      <w:pPr>
-        <w:pStyle w:val="BodyText"/>
-      </w:pPr>
-      <w:r>
-        <w:rPr>
-          <w:b/>
-        </w:rPr>
-        <w:t xml:space="preserve">Seasonal pattern correlation.</w:t>
-      </w:r>
-      <w:r>
-        <w:t xml:space="preserve"> </w:t>
-      </w:r>
-      <w:r>
-        <w:t xml:space="preserve">The pipeline computes the Pearson correlation between the current year’s normalized monthly pumping profile and the historical average profile. The threshold is r = 0.75. A correlation below this value indicates a potential stress period misalignment — for example, if January data were accidentally labeled as February. A one-month shift in the monthly profile typically produces correlations in the range of 0.5-0.7, while normal year-to-year operational variation produces correlations above 0.85.</w:t>
-      </w:r>
-    </w:p>
-    <w:p>
-      <w:pPr>
-        <w:pStyle w:val="BodyText"/>
-      </w:pPr>
-      <w:r>
-        <w:rPr>
-          <w:b/>
-        </w:rPr>
-        <w:t xml:space="preserve">Multi-year envelope.</w:t>
-      </w:r>
-      <w:r>
-        <w:t xml:space="preserve"> </w:t>
-      </w:r>
-      <w:r>
-        <w:t xml:space="preserve">The pipeline checks whether the current year’s values fall within an envelope derived from the historical range. The envelope uses a CV-adjusted buffer: the buffer is the larger of 20% or 1.5 times the coefficient of variation. This approach is used instead of a 95% prediction interval because with only three years of historical data (n=3), the t-distribution multiplier (t_0.025 = 12.71 with df=1) produces intervals so wide as to be uninformative. The CV-adjusted envelope is transparent about data limitations while still providing a defensible bound.</w:t>
-      </w:r>
-    </w:p>
-    <w:p>
-      <w:r>
-        <w:pict>
-          <v:rect style="width:0;height:1.5pt" o:hralign="center" o:hrstd="t" o:hr="t"/>
-        </w:pict>
-      </w:r>
-    </w:p>
-    <w:p>
-      <w:pPr>
-        <w:pStyle w:val="Heading1"/>
-      </w:pPr>
-      <w:bookmarkStart w:id="35" w:name="X31d9a5b14892e962da0f67b57a033948dd25d5f"/>
-      <w:r>
-        <w:t xml:space="preserve">Part III: Quality Assurance Infrastructure</w:t>
-      </w:r>
-      <w:bookmarkEnd w:id="35"/>
-    </w:p>
-    <w:p>
-      <w:pPr>
-        <w:pStyle w:val="Heading2"/>
-      </w:pPr>
-      <w:bookmarkStart w:id="36" w:name="test-orchestration-and-failure-handling"/>
-      <w:r>
-        <w:t xml:space="preserve">13. Test Orchestration and Failure Handling</w:t>
-      </w:r>
-      <w:bookmarkEnd w:id="36"/>
-    </w:p>
-    <w:p>
-      <w:pPr>
-        <w:pStyle w:val="FirstParagraph"/>
-      </w:pPr>
-      <w:r>
-        <w:t xml:space="preserve">The pipeline’s test suite is orchestrated by</w:t>
-      </w:r>
-      <w:r>
-        <w:t xml:space="preserve"> </w:t>
-      </w:r>
-      <w:r>
-        <w:rPr>
-          <w:rStyle w:val="VerbatimChar"/>
-        </w:rPr>
-        <w:t xml:space="preserve">run_all_tests.py</w:t>
-      </w:r>
-      <w:r>
-        <w:t xml:space="preserve">, which executes checks in a defined priority order. If a higher-priority check fails, lower-priority checks are skipped to avoid wasting time on results that cannot be trusted.</w:t>
-      </w:r>
-    </w:p>
-    <w:p>
-      <w:pPr>
-        <w:pStyle w:val="BodyText"/>
-      </w:pPr>
-      <w:r>
-        <w:t xml:space="preserve">The execution order is:</w:t>
+        <w:t xml:space="preserve">Soft flags</w:t>
+      </w:r>
+      <w:r>
+        <w:t xml:space="preserve"> </w:t>
+      </w:r>
+      <w:r>
+        <w:t xml:space="preserve">allow processing to continue but require human review:</w:t>
       </w:r>
     </w:p>
     <w:p>
@@ -1677,18 +1636,10 @@
           <w:ilvl w:val="0"/>
           <w:numId w:val="1003"/>
         </w:numPr>
-      </w:pPr>
-      <w:r>
-        <w:rPr>
-          <w:b/>
-        </w:rPr>
-        <w:t xml:space="preserve">Ballpark check</w:t>
-      </w:r>
-      <w:r>
-        <w:t xml:space="preserve"> </w:t>
-      </w:r>
-      <w:r>
-        <w:t xml:space="preserve">(less than 5 seconds). Physics violation screening. A hard failure (exit code 3) halts all further testing.</w:t>
+        <w:pStyle w:val="Compact"/>
+      </w:pPr>
+      <w:r>
+        <w:t xml:space="preserve">Total pumping exceeding two times the historical maximum (2,745.80 AF)</w:t>
       </w:r>
     </w:p>
     <w:p>
@@ -1697,189 +1648,104 @@
           <w:ilvl w:val="0"/>
           <w:numId w:val="1003"/>
         </w:numPr>
+        <w:pStyle w:val="Compact"/>
+      </w:pPr>
+      <w:r>
+        <w:t xml:space="preserve">Any metric more than two standard deviations from the historical mean</w:t>
+      </w:r>
+    </w:p>
+    <w:p>
+      <w:pPr>
+        <w:pStyle w:val="FirstParagraph"/>
+      </w:pPr>
+      <w:r>
+        <w:t xml:space="preserve">The ballpark check is designed to catch catastrophic errors early — such as loading the wrong year’s input file, a unit conversion that is off by an order of magnitude, or a post-processor that failed silently — before investing time in the full regression test.</w:t>
+      </w:r>
+    </w:p>
+    <w:p>
+      <w:pPr>
+        <w:pStyle w:val="Heading2"/>
+      </w:pPr>
+      <w:bookmarkStart w:id="35" w:name="temporal-consistency"/>
+      <w:r>
+        <w:t xml:space="preserve">13. Temporal Consistency</w:t>
+      </w:r>
+      <w:bookmarkEnd w:id="35"/>
+    </w:p>
+    <w:p>
+      <w:pPr>
+        <w:pStyle w:val="FirstParagraph"/>
+      </w:pPr>
+      <w:r>
+        <w:t xml:space="preserve">The temporal consistency checks compare the current year’s results against year-over-year patterns observed in the 2022-2024 historical period. All temporal checks produce soft flags that require human review; none are hard stops. This reflects the fact that year-over-year changes may be legitimate (a drought year followed by a wet year) and should be reviewed by a hydrogeologist rather than rejected by an algorithm.</w:t>
+      </w:r>
+    </w:p>
+    <w:p>
+      <w:pPr>
+        <w:pStyle w:val="BodyText"/>
       </w:pPr>
       <w:r>
         <w:rPr>
           <w:b/>
         </w:rPr>
-        <w:t xml:space="preserve">Smoke tests</w:t>
-      </w:r>
-      <w:r>
-        <w:t xml:space="preserve"> </w:t>
-      </w:r>
-      <w:r>
-        <w:t xml:space="preserve">(approximately 5 seconds). 190 automated tests verify that all Python functions execute without errors, return the correct types, and produce values of the expected magnitude. A failure indicates a code bug.</w:t>
-      </w:r>
-    </w:p>
-    <w:p>
-      <w:pPr>
-        <w:numPr>
-          <w:ilvl w:val="0"/>
-          <w:numId w:val="1003"/>
-        </w:numPr>
+        <w:t xml:space="preserve">Year-over-year pumping change.</w:t>
+      </w:r>
+      <w:r>
+        <w:t xml:space="preserve"> </w:t>
+      </w:r>
+      <w:r>
+        <w:t xml:space="preserve">The threshold is 65%, derived from the maximum observed year-over-year change (58.5%, from 2023 to 2024) plus a 10% buffer for measurement uncertainty. A change exceeding this threshold has never been observed in the operational history of the wellfield and warrants investigation.</w:t>
+      </w:r>
+    </w:p>
+    <w:p>
+      <w:pPr>
+        <w:pStyle w:val="BodyText"/>
       </w:pPr>
       <w:r>
         <w:rPr>
           <w:b/>
         </w:rPr>
-        <w:t xml:space="preserve">Edge case tests</w:t>
-      </w:r>
-      <w:r>
-        <w:t xml:space="preserve"> </w:t>
-      </w:r>
-      <w:r>
-        <w:t xml:space="preserve">(approximately 2 seconds). 30 tests verify that the pipeline handles malformed inputs, boundary conditions, and missing data gracefully. These include negative pumping values, empty CSV files, missing well columns, and leap year edge cases.</w:t>
-      </w:r>
-    </w:p>
-    <w:p>
-      <w:pPr>
-        <w:numPr>
-          <w:ilvl w:val="0"/>
-          <w:numId w:val="1003"/>
-        </w:numPr>
+        <w:t xml:space="preserve">Depletion-to-pumping ratio change.</w:t>
+      </w:r>
+      <w:r>
+        <w:t xml:space="preserve"> </w:t>
+      </w:r>
+      <w:r>
+        <w:t xml:space="preserve">The threshold is 45%, derived from the maximum observed ratio change (36.5%, from 2023 to 2024) plus a 10% buffer. The depletion/pumping ratio varies inversely with pumping intensity, so large changes in pumping naturally produce changes in the ratio. A change exceeding the threshold suggests the model response may be inconsistent with historical behavior.</w:t>
+      </w:r>
+    </w:p>
+    <w:p>
+      <w:pPr>
+        <w:pStyle w:val="BodyText"/>
       </w:pPr>
       <w:r>
         <w:rPr>
           <w:b/>
         </w:rPr>
-        <w:t xml:space="preserve">Conservation tests</w:t>
-      </w:r>
-      <w:r>
-        <w:t xml:space="preserve"> </w:t>
-      </w:r>
-      <w:r>
-        <w:t xml:space="preserve">(approximately 2 seconds). 4 tests verify the physics-based constraints described in Section 5: budget closure, pumping conservation, depletion constraint, and table sum integrity. These require MODFLOW output files to be present; if files are missing, the tests are skipped rather than failed.</w:t>
-      </w:r>
-    </w:p>
-    <w:p>
-      <w:pPr>
-        <w:numPr>
-          <w:ilvl w:val="0"/>
-          <w:numId w:val="1003"/>
-        </w:numPr>
+        <w:t xml:space="preserve">Seasonal pattern correlation.</w:t>
+      </w:r>
+      <w:r>
+        <w:t xml:space="preserve"> </w:t>
+      </w:r>
+      <w:r>
+        <w:t xml:space="preserve">The pipeline computes the Pearson correlation between the current year’s normalized monthly pumping profile and the historical average profile. The threshold is r = 0.75. A correlation below this value indicates a potential stress period misalignment — for example, if January data were accidentally labeled as February. A one-month shift in the monthly profile typically produces correlations in the range of 0.5-0.7, while normal year-to-year operational variation produces correlations above 0.85.</w:t>
+      </w:r>
+    </w:p>
+    <w:p>
+      <w:pPr>
+        <w:pStyle w:val="BodyText"/>
       </w:pPr>
       <w:r>
         <w:rPr>
           <w:b/>
         </w:rPr>
-        <w:t xml:space="preserve">Temporal consistency</w:t>
-      </w:r>
-      <w:r>
-        <w:t xml:space="preserve"> </w:t>
-      </w:r>
-      <w:r>
-        <w:t xml:space="preserve">(approximately 1 second). The year-over-year pattern checks described in Section 12. These produce soft flags only.</w:t>
-      </w:r>
-    </w:p>
-    <w:p>
-      <w:pPr>
-        <w:numPr>
-          <w:ilvl w:val="0"/>
-          <w:numId w:val="1003"/>
-        </w:numPr>
-      </w:pPr>
-      <w:r>
-        <w:rPr>
-          <w:b/>
-        </w:rPr>
-        <w:t xml:space="preserve">Provenance manifest</w:t>
-      </w:r>
-      <w:r>
-        <w:t xml:space="preserve"> </w:t>
-      </w:r>
-      <w:r>
-        <w:t xml:space="preserve">(approximately 1 second). Generates the audit trail described in Section 14.</w:t>
-      </w:r>
-    </w:p>
-    <w:p>
-      <w:pPr>
-        <w:pStyle w:val="FirstParagraph"/>
-      </w:pPr>
-      <w:r>
-        <w:t xml:space="preserve">The test suite uses three exit codes: 0 (all hard-stop checks passed; soft flags may exist), 1 (one or more hard-stop checks failed), and 3 (physics violation detected in the ballpark check). A total of 224 automated tests are distributed across 7 test files containing 5,177 lines of test code.</w:t>
-      </w:r>
-    </w:p>
-    <w:p>
-      <w:pPr>
-        <w:pStyle w:val="BodyText"/>
-      </w:pPr>
-      <w:r>
-        <w:t xml:space="preserve">Error messages follow a forensic format designed for debugging: each message reports what failed, where it failed (file path and function), the actual value observed, the expected value or threshold, and a physical interpretation of the discrepancy. This format allows an analyst to diagnose the root cause without re-running the pipeline in a debugger.</w:t>
-      </w:r>
-    </w:p>
-    <w:p>
-      <w:pPr>
-        <w:pStyle w:val="Heading2"/>
-      </w:pPr>
-      <w:bookmarkStart w:id="37" w:name="provenance-and-audit-trail"/>
-      <w:r>
-        <w:t xml:space="preserve">14. Provenance and Audit Trail</w:t>
-      </w:r>
-      <w:bookmarkEnd w:id="37"/>
-    </w:p>
-    <w:p>
-      <w:pPr>
-        <w:pStyle w:val="FirstParagraph"/>
-      </w:pPr>
-      <w:r>
-        <w:t xml:space="preserve">Every pipeline run produces a provenance manifest and a workflow log that together document the complete chain of custody for the analysis.</w:t>
-      </w:r>
-    </w:p>
-    <w:p>
-      <w:pPr>
-        <w:pStyle w:val="BodyText"/>
-      </w:pPr>
-      <w:r>
-        <w:rPr>
-          <w:b/>
-        </w:rPr>
-        <w:t xml:space="preserve">Pipeline manifest.</w:t>
-      </w:r>
-      <w:r>
-        <w:t xml:space="preserve"> </w:t>
-      </w:r>
-      <w:r>
-        <w:t xml:space="preserve">A JSON file recording: (1) the SHA-256 hash of every input file, so any modification can be detected; (2) the git commit hash of the pipeline code, so the exact software version can be recovered; (3) the results of every automated test, with pass/fail status and measured values; (4) a flag register listing any soft flags that require human review; and (5) run metadata including timestamps, machine identification, and Python version.</w:t>
-      </w:r>
-    </w:p>
-    <w:p>
-      <w:pPr>
-        <w:pStyle w:val="BodyText"/>
-      </w:pPr>
-      <w:r>
-        <w:rPr>
-          <w:b/>
-        </w:rPr>
-        <w:t xml:space="preserve">Workflow log.</w:t>
-      </w:r>
-      <w:r>
-        <w:t xml:space="preserve"> </w:t>
-      </w:r>
-      <w:r>
-        <w:t xml:space="preserve">A nine-section document (produced in both Markdown and Microsoft Word formats) summarizing the pipeline execution. Sections include: metadata, executive summary, input file inventory, step-by-step execution results, output file inventory, verification summary, physical interpretation (placing the results in the context of the Rio Grande Compact and tributary stream impacts), assumptions and limitations, and an approval block with signature lines for review.</w:t>
-      </w:r>
-    </w:p>
-    <w:p>
-      <w:pPr>
-        <w:pStyle w:val="BodyText"/>
-      </w:pPr>
-      <w:r>
-        <w:t xml:space="preserve">The provenance manifest answers the question:</w:t>
-      </w:r>
-      <w:r>
-        <w:t xml:space="preserve"> </w:t>
-      </w:r>
-      <w:r>
-        <w:rPr>
-          <w:i/>
-        </w:rPr>
-        <w:t xml:space="preserve">Can you prove exactly how these depletion numbers were calculated?</w:t>
-      </w:r>
-      <w:r>
-        <w:t xml:space="preserve"> </w:t>
-      </w:r>
-      <w:r>
-        <w:t xml:space="preserve">By recording input hashes and the git commit, an analyst can reproduce the exact computation at any future date. By recording test results, the manifest demonstrates that quality checks were applied and passed.</w:t>
+        <w:t xml:space="preserve">Multi-year envelope.</w:t>
+      </w:r>
+      <w:r>
+        <w:t xml:space="preserve"> </w:t>
+      </w:r>
+      <w:r>
+        <w:t xml:space="preserve">The pipeline checks whether the current year’s values fall within an envelope derived from the historical range. The envelope uses a CV-adjusted buffer: the buffer is the larger of 20% or 1.5 times the coefficient of variation. This approach is used instead of a 95% prediction interval because with only three years of historical data (n=3), the t-distribution multiplier (t_0.025 = 12.71 with df=1) produces intervals so wide as to be uninformative. The CV-adjusted envelope is transparent about data limitations while still providing a defensible bound.</w:t>
       </w:r>
     </w:p>
     <w:p>
@@ -1891,13 +1757,279 @@
     </w:p>
     <w:p>
       <w:pPr>
+        <w:pStyle w:val="Heading1"/>
+      </w:pPr>
+      <w:bookmarkStart w:id="36" w:name="X31d9a5b14892e962da0f67b57a033948dd25d5f"/>
+      <w:r>
+        <w:t xml:space="preserve">Part III: Quality Assurance Infrastructure</w:t>
+      </w:r>
+      <w:bookmarkEnd w:id="36"/>
+    </w:p>
+    <w:p>
+      <w:pPr>
         <w:pStyle w:val="Heading2"/>
       </w:pPr>
-      <w:bookmarkStart w:id="38" w:name="Xab6f3483504558fd11781671a0ea6a556425456"/>
-      <w:r>
-        <w:t xml:space="preserve">15. Summary Table: All Automated Tolerances and Thresholds</w:t>
+      <w:bookmarkStart w:id="37" w:name="test-orchestration-and-failure-handling"/>
+      <w:r>
+        <w:t xml:space="preserve">14. Test Orchestration and Failure Handling</w:t>
+      </w:r>
+      <w:bookmarkEnd w:id="37"/>
+    </w:p>
+    <w:p>
+      <w:pPr>
+        <w:pStyle w:val="FirstParagraph"/>
+      </w:pPr>
+      <w:r>
+        <w:t xml:space="preserve">The pipeline’s test suite is orchestrated by</w:t>
+      </w:r>
+      <w:r>
+        <w:t xml:space="preserve"> </w:t>
+      </w:r>
+      <w:r>
+        <w:rPr>
+          <w:rStyle w:val="VerbatimChar"/>
+        </w:rPr>
+        <w:t xml:space="preserve">run_all_tests.py</w:t>
+      </w:r>
+      <w:r>
+        <w:t xml:space="preserve">, which executes checks in a defined priority order. If a higher-priority check fails, lower-priority checks are skipped to avoid wasting time on results that cannot be trusted.</w:t>
+      </w:r>
+    </w:p>
+    <w:p>
+      <w:pPr>
+        <w:pStyle w:val="BodyText"/>
+      </w:pPr>
+      <w:r>
+        <w:t xml:space="preserve">The execution order is:</w:t>
+      </w:r>
+    </w:p>
+    <w:p>
+      <w:pPr>
+        <w:numPr>
+          <w:ilvl w:val="0"/>
+          <w:numId w:val="1004"/>
+        </w:numPr>
+      </w:pPr>
+      <w:r>
+        <w:rPr>
+          <w:b/>
+        </w:rPr>
+        <w:t xml:space="preserve">Ballpark check</w:t>
+      </w:r>
+      <w:r>
+        <w:t xml:space="preserve"> </w:t>
+      </w:r>
+      <w:r>
+        <w:t xml:space="preserve">(less than 5 seconds). Physics violation screening. A hard failure (exit code 3) halts all further testing.</w:t>
+      </w:r>
+    </w:p>
+    <w:p>
+      <w:pPr>
+        <w:numPr>
+          <w:ilvl w:val="0"/>
+          <w:numId w:val="1004"/>
+        </w:numPr>
+      </w:pPr>
+      <w:r>
+        <w:rPr>
+          <w:b/>
+        </w:rPr>
+        <w:t xml:space="preserve">Smoke tests</w:t>
+      </w:r>
+      <w:r>
+        <w:t xml:space="preserve"> </w:t>
+      </w:r>
+      <w:r>
+        <w:t xml:space="preserve">(approximately 5 seconds). 190 automated tests verify that all Python functions execute without errors, return the correct types, and produce values of the expected magnitude. A failure indicates a code bug.</w:t>
+      </w:r>
+    </w:p>
+    <w:p>
+      <w:pPr>
+        <w:numPr>
+          <w:ilvl w:val="0"/>
+          <w:numId w:val="1004"/>
+        </w:numPr>
+      </w:pPr>
+      <w:r>
+        <w:rPr>
+          <w:b/>
+        </w:rPr>
+        <w:t xml:space="preserve">Edge case and geometry tests</w:t>
+      </w:r>
+      <w:r>
+        <w:t xml:space="preserve"> </w:t>
+      </w:r>
+      <w:r>
+        <w:t xml:space="preserve">(approximately 2 seconds). 46 tests: 30 verify that the pipeline handles malformed inputs, boundary conditions, and missing data gracefully (negative pumping values, empty CSV files, missing well columns, leap year edge cases); 16 verify MODFLOW grid geometry, including the GHB cell validation described in Section 9.</w:t>
+      </w:r>
+    </w:p>
+    <w:p>
+      <w:pPr>
+        <w:numPr>
+          <w:ilvl w:val="0"/>
+          <w:numId w:val="1004"/>
+        </w:numPr>
+      </w:pPr>
+      <w:r>
+        <w:rPr>
+          <w:b/>
+        </w:rPr>
+        <w:t xml:space="preserve">Conservation tests</w:t>
+      </w:r>
+      <w:r>
+        <w:t xml:space="preserve"> </w:t>
+      </w:r>
+      <w:r>
+        <w:t xml:space="preserve">(approximately 2 seconds). 4 tests verify the physics-based constraints described in Section 6 (Internal Consistency Checks): budget closure, pumping conservation, depletion constraint, and table sum integrity. These require MODFLOW output files to be present; if files are missing, the tests are skipped rather than failed.</w:t>
+      </w:r>
+    </w:p>
+    <w:p>
+      <w:pPr>
+        <w:numPr>
+          <w:ilvl w:val="0"/>
+          <w:numId w:val="1004"/>
+        </w:numPr>
+      </w:pPr>
+      <w:r>
+        <w:rPr>
+          <w:b/>
+        </w:rPr>
+        <w:t xml:space="preserve">Temporal consistency</w:t>
+      </w:r>
+      <w:r>
+        <w:t xml:space="preserve"> </w:t>
+      </w:r>
+      <w:r>
+        <w:t xml:space="preserve">(approximately 1 second). The year-over-year pattern checks described in Section 13. These produce soft flags only.</w:t>
+      </w:r>
+    </w:p>
+    <w:p>
+      <w:pPr>
+        <w:numPr>
+          <w:ilvl w:val="0"/>
+          <w:numId w:val="1004"/>
+        </w:numPr>
+      </w:pPr>
+      <w:r>
+        <w:rPr>
+          <w:b/>
+        </w:rPr>
+        <w:t xml:space="preserve">Provenance manifest</w:t>
+      </w:r>
+      <w:r>
+        <w:t xml:space="preserve"> </w:t>
+      </w:r>
+      <w:r>
+        <w:t xml:space="preserve">(approximately 1 second). Generates the audit trail described in Section 15.</w:t>
+      </w:r>
+    </w:p>
+    <w:p>
+      <w:pPr>
+        <w:pStyle w:val="FirstParagraph"/>
+      </w:pPr>
+      <w:r>
+        <w:t xml:space="preserve">The test suite uses three exit codes: 0 (all hard-stop checks passed; soft flags may exist), 1 (one or more hard-stop checks failed), and 3 (physics violation detected in the ballpark check). A total of 240 automated tests are distributed across 7 test files containing 5,177 lines of test code.</w:t>
+      </w:r>
+    </w:p>
+    <w:p>
+      <w:pPr>
+        <w:pStyle w:val="BodyText"/>
+      </w:pPr>
+      <w:r>
+        <w:t xml:space="preserve">Error messages follow a forensic format designed for debugging: each message reports what failed, where it failed (file path and function), the actual value observed, the expected value or threshold, and a physical interpretation of the discrepancy. This format allows an analyst to diagnose the root cause without re-running the pipeline in a debugger.</w:t>
+      </w:r>
+    </w:p>
+    <w:p>
+      <w:pPr>
+        <w:pStyle w:val="Heading2"/>
+      </w:pPr>
+      <w:bookmarkStart w:id="38" w:name="provenance-and-audit-trail"/>
+      <w:r>
+        <w:t xml:space="preserve">15. Provenance and Audit Trail</w:t>
       </w:r>
       <w:bookmarkEnd w:id="38"/>
+    </w:p>
+    <w:p>
+      <w:pPr>
+        <w:pStyle w:val="FirstParagraph"/>
+      </w:pPr>
+      <w:r>
+        <w:t xml:space="preserve">Every pipeline run produces a provenance manifest and a workflow log that together document the complete chain of custody for the analysis.</w:t>
+      </w:r>
+    </w:p>
+    <w:p>
+      <w:pPr>
+        <w:pStyle w:val="BodyText"/>
+      </w:pPr>
+      <w:r>
+        <w:rPr>
+          <w:b/>
+        </w:rPr>
+        <w:t xml:space="preserve">Pipeline manifest.</w:t>
+      </w:r>
+      <w:r>
+        <w:t xml:space="preserve"> </w:t>
+      </w:r>
+      <w:r>
+        <w:t xml:space="preserve">A JSON file recording: (1) the SHA-256 hash of every input file, so any modification can be detected; (2) the git commit hash of the pipeline code, so the exact software version can be recovered; (3) the results of every automated test, with pass/fail status and measured values; (4) a flag register listing any soft flags that require human review; and (5) run metadata including timestamps, machine identification, and Python version.</w:t>
+      </w:r>
+    </w:p>
+    <w:p>
+      <w:pPr>
+        <w:pStyle w:val="BodyText"/>
+      </w:pPr>
+      <w:r>
+        <w:rPr>
+          <w:b/>
+        </w:rPr>
+        <w:t xml:space="preserve">Workflow log.</w:t>
+      </w:r>
+      <w:r>
+        <w:t xml:space="preserve"> </w:t>
+      </w:r>
+      <w:r>
+        <w:t xml:space="preserve">A nine-section document (produced in both Markdown and Microsoft Word formats) summarizing the pipeline execution. Sections include: metadata, executive summary, input file inventory, step-by-step execution results, output file inventory, verification summary, physical interpretation (placing the results in the context of the Rio Grande Compact and tributary stream impacts), assumptions and limitations, and an approval block with signature lines for review.</w:t>
+      </w:r>
+    </w:p>
+    <w:p>
+      <w:pPr>
+        <w:pStyle w:val="BodyText"/>
+      </w:pPr>
+      <w:r>
+        <w:t xml:space="preserve">The provenance manifest answers the question:</w:t>
+      </w:r>
+      <w:r>
+        <w:t xml:space="preserve"> </w:t>
+      </w:r>
+      <w:r>
+        <w:rPr>
+          <w:i/>
+        </w:rPr>
+        <w:t xml:space="preserve">Can you prove exactly how these depletion numbers were calculated?</w:t>
+      </w:r>
+      <w:r>
+        <w:t xml:space="preserve"> </w:t>
+      </w:r>
+      <w:r>
+        <w:t xml:space="preserve">By recording input hashes and the git commit, an analyst can reproduce the exact computation at any future date. By recording test results, the manifest demonstrates that quality checks were applied and passed.</w:t>
+      </w:r>
+    </w:p>
+    <w:p>
+      <w:r>
+        <w:pict>
+          <v:rect style="width:0;height:1.5pt" o:hralign="center" o:hrstd="t" o:hr="t"/>
+        </w:pict>
+      </w:r>
+    </w:p>
+    <w:p>
+      <w:pPr>
+        <w:pStyle w:val="Heading2"/>
+      </w:pPr>
+      <w:bookmarkStart w:id="39" w:name="Xab6f3483504558fd11781671a0ea6a556425456"/>
+      <w:r>
+        <w:t xml:space="preserve">16. Summary Table: All Automated Tolerances and Thresholds</w:t>
+      </w:r>
+      <w:bookmarkEnd w:id="39"/>
     </w:p>
     <w:p>
       <w:pPr>
@@ -2057,7 +2189,263 @@
               <w:rPr>
                 <w:b/>
               </w:rPr>
-              <w:t xml:space="preserve">Verification</w:t>
+              <w:t xml:space="preserve">Verification — Input Data</w:t>
+            </w:r>
+          </w:p>
+        </w:tc>
+        <w:tc>
+          <w:p/>
+        </w:tc>
+        <w:tc>
+          <w:p/>
+        </w:tc>
+        <w:tc>
+          <w:p/>
+        </w:tc>
+        <w:tc>
+          <w:p/>
+        </w:tc>
+      </w:tr>
+      <w:tr>
+        <w:tc>
+          <w:p>
+            <w:pPr>
+              <w:pStyle w:val="Compact"/>
+              <w:jc w:val="left"/>
+            </w:pPr>
+            <w:r>
+              <w:t xml:space="preserve">Daily data: negative values</w:t>
+            </w:r>
+          </w:p>
+        </w:tc>
+        <w:tc>
+          <w:p>
+            <w:pPr>
+              <w:pStyle w:val="Compact"/>
+              <w:jc w:val="left"/>
+            </w:pPr>
+            <w:r>
+              <w:t xml:space="preserve">0</w:t>
+            </w:r>
+          </w:p>
+        </w:tc>
+        <w:tc>
+          <w:p>
+            <w:pPr>
+              <w:pStyle w:val="Compact"/>
+              <w:jc w:val="left"/>
+            </w:pPr>
+            <w:r>
+              <w:t xml:space="preserve">MGD</w:t>
+            </w:r>
+          </w:p>
+        </w:tc>
+        <w:tc>
+          <w:p>
+            <w:pPr>
+              <w:pStyle w:val="Compact"/>
+              <w:jc w:val="left"/>
+            </w:pPr>
+            <w:r>
+              <w:t xml:space="preserve">Hard</w:t>
+            </w:r>
+          </w:p>
+        </w:tc>
+        <w:tc>
+          <w:p>
+            <w:pPr>
+              <w:pStyle w:val="Compact"/>
+              <w:jc w:val="left"/>
+            </w:pPr>
+            <w:r>
+              <w:t xml:space="preserve">step1_ingest_buckman_data.py</w:t>
+            </w:r>
+          </w:p>
+        </w:tc>
+      </w:tr>
+      <w:tr>
+        <w:tc>
+          <w:p>
+            <w:pPr>
+              <w:pStyle w:val="Compact"/>
+              <w:jc w:val="left"/>
+            </w:pPr>
+            <w:r>
+              <w:t xml:space="preserve">Daily sum: noise threshold</w:t>
+            </w:r>
+          </w:p>
+        </w:tc>
+        <w:tc>
+          <w:p>
+            <w:pPr>
+              <w:pStyle w:val="Compact"/>
+              <w:jc w:val="left"/>
+            </w:pPr>
+            <w:r>
+              <w:t xml:space="preserve">0.0015</w:t>
+            </w:r>
+          </w:p>
+        </w:tc>
+        <w:tc>
+          <w:p>
+            <w:pPr>
+              <w:pStyle w:val="Compact"/>
+              <w:jc w:val="left"/>
+            </w:pPr>
+            <w:r>
+              <w:t xml:space="preserve">MGD</w:t>
+            </w:r>
+          </w:p>
+        </w:tc>
+        <w:tc>
+          <w:p>
+            <w:pPr>
+              <w:pStyle w:val="Compact"/>
+              <w:jc w:val="left"/>
+            </w:pPr>
+            <w:r>
+              <w:t xml:space="preserve">Informational</w:t>
+            </w:r>
+          </w:p>
+        </w:tc>
+        <w:tc>
+          <w:p>
+            <w:pPr>
+              <w:pStyle w:val="Compact"/>
+              <w:jc w:val="left"/>
+            </w:pPr>
+            <w:r>
+              <w:t xml:space="preserve">step1_ingest_buckman_data.py</w:t>
+            </w:r>
+          </w:p>
+        </w:tc>
+      </w:tr>
+      <w:tr>
+        <w:tc>
+          <w:p>
+            <w:pPr>
+              <w:pStyle w:val="Compact"/>
+              <w:jc w:val="left"/>
+            </w:pPr>
+            <w:r>
+              <w:t xml:space="preserve">Daily sum: error threshold</w:t>
+            </w:r>
+          </w:p>
+        </w:tc>
+        <w:tc>
+          <w:p>
+            <w:pPr>
+              <w:pStyle w:val="Compact"/>
+              <w:jc w:val="left"/>
+            </w:pPr>
+            <w:r>
+              <w:t xml:space="preserve">0.005</w:t>
+            </w:r>
+          </w:p>
+        </w:tc>
+        <w:tc>
+          <w:p>
+            <w:pPr>
+              <w:pStyle w:val="Compact"/>
+              <w:jc w:val="left"/>
+            </w:pPr>
+            <w:r>
+              <w:t xml:space="preserve">MGD</w:t>
+            </w:r>
+          </w:p>
+        </w:tc>
+        <w:tc>
+          <w:p>
+            <w:pPr>
+              <w:pStyle w:val="Compact"/>
+              <w:jc w:val="left"/>
+            </w:pPr>
+            <w:r>
+              <w:t xml:space="preserve">Hard</w:t>
+            </w:r>
+          </w:p>
+        </w:tc>
+        <w:tc>
+          <w:p>
+            <w:pPr>
+              <w:pStyle w:val="Compact"/>
+              <w:jc w:val="left"/>
+            </w:pPr>
+            <w:r>
+              <w:t xml:space="preserve">step1_ingest_buckman_data.py</w:t>
+            </w:r>
+          </w:p>
+        </w:tc>
+      </w:tr>
+      <w:tr>
+        <w:tc>
+          <w:p>
+            <w:pPr>
+              <w:pStyle w:val="Compact"/>
+              <w:jc w:val="left"/>
+            </w:pPr>
+            <w:r>
+              <w:t xml:space="preserve">Annual sum per well</w:t>
+            </w:r>
+          </w:p>
+        </w:tc>
+        <w:tc>
+          <w:p>
+            <w:pPr>
+              <w:pStyle w:val="Compact"/>
+              <w:jc w:val="left"/>
+            </w:pPr>
+            <w:r>
+              <w:t xml:space="preserve">0.01</w:t>
+            </w:r>
+          </w:p>
+        </w:tc>
+        <w:tc>
+          <w:p>
+            <w:pPr>
+              <w:pStyle w:val="Compact"/>
+              <w:jc w:val="left"/>
+            </w:pPr>
+            <w:r>
+              <w:t xml:space="preserve">MG</w:t>
+            </w:r>
+          </w:p>
+        </w:tc>
+        <w:tc>
+          <w:p>
+            <w:pPr>
+              <w:pStyle w:val="Compact"/>
+              <w:jc w:val="left"/>
+            </w:pPr>
+            <w:r>
+              <w:t xml:space="preserve">Hard</w:t>
+            </w:r>
+          </w:p>
+        </w:tc>
+        <w:tc>
+          <w:p>
+            <w:pPr>
+              <w:pStyle w:val="Compact"/>
+              <w:jc w:val="left"/>
+            </w:pPr>
+            <w:r>
+              <w:t xml:space="preserve">step1_ingest_buckman_data.py</w:t>
+            </w:r>
+          </w:p>
+        </w:tc>
+      </w:tr>
+      <w:tr>
+        <w:tc>
+          <w:p>
+            <w:pPr>
+              <w:pStyle w:val="Compact"/>
+              <w:jc w:val="left"/>
+            </w:pPr>
+            <w:r>
+              <w:rPr>
+                <w:b/>
+              </w:rPr>
+              <w:t xml:space="preserve">Verification — Computation</w:t>
             </w:r>
           </w:p>
         </w:tc>
@@ -3481,11 +3869,11 @@
       <w:pPr>
         <w:pStyle w:val="Heading2"/>
       </w:pPr>
-      <w:bookmarkStart w:id="39" w:name="references"/>
-      <w:r>
-        <w:t xml:space="preserve">16. References</w:t>
-      </w:r>
-      <w:bookmarkEnd w:id="39"/>
+      <w:bookmarkStart w:id="40" w:name="references"/>
+      <w:r>
+        <w:t xml:space="preserve">17. References</w:t>
+      </w:r>
+      <w:bookmarkEnd w:id="40"/>
     </w:p>
     <w:p>
       <w:pPr>
@@ -3877,6 +4265,9 @@
     <w:abstractNumId w:val="991"/>
   </w:num>
   <w:num w:numId="1003">
+    <w:abstractNumId w:val="991"/>
+  </w:num>
+  <w:num w:numId="1004">
     <w:abstractNumId w:val="99411"/>
     <w:lvlOverride w:ilvl="0">
       <w:startOverride w:val="1"/>
